--- a/fuentes/Actividad_didactica_CF05.docx
+++ b/fuentes/Actividad_didactica_CF05.docx
@@ -139,14 +139,7 @@
                 <w:rFonts w:ascii="Calibri" w:eastAsia="Calibri" w:hAnsi="Calibri" w:cs="Calibri"/>
                 <w:color w:val="ED7D31"/>
               </w:rPr>
-              <w:t xml:space="preserve"> </w:t>
-            </w:r>
-            <w:r>
-              <w:rPr>
-                <w:rFonts w:ascii="Calibri" w:eastAsia="Calibri" w:hAnsi="Calibri" w:cs="Calibri"/>
-                <w:color w:val="ED7D31"/>
-              </w:rPr>
-              <w:t>ACTIVIDAD DIDÁCTICA CUESTIONARIO</w:t>
+              <w:t xml:space="preserve"> ACTIVIDAD DIDÁCTICA CUESTIONARIO</w:t>
             </w:r>
           </w:p>
           <w:p>
@@ -296,29 +289,7 @@
                 <w:sz w:val="20"/>
                 <w:szCs w:val="20"/>
               </w:rPr>
-              <w:t xml:space="preserve">Señale en la columna </w:t>
-            </w:r>
-            <w:proofErr w:type="spellStart"/>
-            <w:r>
-              <w:rPr>
-                <w:rFonts w:ascii="Calibri" w:eastAsia="Calibri" w:hAnsi="Calibri" w:cs="Calibri"/>
-                <w:b w:val="0"/>
-                <w:color w:val="595959"/>
-                <w:sz w:val="20"/>
-                <w:szCs w:val="20"/>
-              </w:rPr>
-              <w:t>Rta</w:t>
-            </w:r>
-            <w:proofErr w:type="spellEnd"/>
-            <w:r>
-              <w:rPr>
-                <w:rFonts w:ascii="Calibri" w:eastAsia="Calibri" w:hAnsi="Calibri" w:cs="Calibri"/>
-                <w:b w:val="0"/>
-                <w:color w:val="595959"/>
-                <w:sz w:val="20"/>
-                <w:szCs w:val="20"/>
-              </w:rPr>
-              <w:t>. Correcta con una (x) de acuerdo con las opciones presentadas.</w:t>
+              <w:t>Señale en la columna Rta. Correcta con una (x) de acuerdo con las opciones presentadas.</w:t>
             </w:r>
           </w:p>
           <w:p>
@@ -366,7 +337,6 @@
               </w:rPr>
               <w:t xml:space="preserve">Para sugerir este tipo de actividad tener presente equipo de Diseño Instruccional, que solo debe haber máximo doce opciones de pregunta y que cada campo tiene un límite de palabras permitidas para garantizar el </w:t>
             </w:r>
-            <w:proofErr w:type="spellStart"/>
             <w:r>
               <w:rPr>
                 <w:rFonts w:ascii="Calibri" w:eastAsia="Calibri" w:hAnsi="Calibri" w:cs="Calibri"/>
@@ -376,19 +346,7 @@
                 <w:sz w:val="20"/>
                 <w:szCs w:val="20"/>
               </w:rPr>
-              <w:t>responsive</w:t>
-            </w:r>
-            <w:proofErr w:type="spellEnd"/>
-            <w:r>
-              <w:rPr>
-                <w:rFonts w:ascii="Calibri" w:eastAsia="Calibri" w:hAnsi="Calibri" w:cs="Calibri"/>
-                <w:b w:val="0"/>
-                <w:i/>
-                <w:color w:val="595959"/>
-                <w:sz w:val="20"/>
-                <w:szCs w:val="20"/>
-              </w:rPr>
-              <w:t xml:space="preserve"> web</w:t>
+              <w:t>responsive web</w:t>
             </w:r>
             <w:r>
               <w:rPr>
@@ -7130,32 +7088,48 @@
               </w:rPr>
               <w:t>Mensaje cuando supera el 70 % de respuestas correctas</w:t>
             </w:r>
+          </w:p>
+        </w:tc>
+        <w:tc>
+          <w:tcPr>
+            <w:tcW w:w="7620" w:type="dxa"/>
+            <w:gridSpan w:val="2"/>
+            <w:shd w:val="clear" w:color="auto" w:fill="auto"/>
+          </w:tcPr>
+          <w:p>
+            <w:pPr>
+              <w:cnfStyle w:val="000000000000" w:firstRow="0" w:lastRow="0" w:firstColumn="0" w:lastColumn="0" w:oddVBand="0" w:evenVBand="0" w:oddHBand="0" w:evenHBand="0" w:firstRowFirstColumn="0" w:firstRowLastColumn="0" w:lastRowFirstColumn="0" w:lastRowLastColumn="0"/>
+              <w:rPr>
+                <w:rFonts w:ascii="Calibri" w:eastAsia="Calibri" w:hAnsi="Calibri" w:cs="Calibri"/>
+                <w:i/>
+                <w:color w:val="auto"/>
+              </w:rPr>
+            </w:pPr>
+            <w:r>
+              <w:rPr>
+                <w:rFonts w:ascii="Calibri" w:eastAsia="Calibri" w:hAnsi="Calibri" w:cs="Calibri"/>
+                <w:i/>
+                <w:color w:val="auto"/>
+              </w:rPr>
+              <w:t xml:space="preserve">¡Excelente! </w:t>
+            </w:r>
+            <w:r>
+              <w:rPr>
+                <w:rFonts w:ascii="Calibri" w:eastAsia="Calibri" w:hAnsi="Calibri" w:cs="Calibri"/>
+                <w:i/>
+                <w:color w:val="auto"/>
+              </w:rPr>
+              <w:t>Felicitaciones</w:t>
+            </w:r>
             <w:bookmarkStart w:id="2" w:name="_GoBack"/>
             <w:bookmarkEnd w:id="2"/>
-          </w:p>
-        </w:tc>
-        <w:tc>
-          <w:tcPr>
-            <w:tcW w:w="7620" w:type="dxa"/>
-            <w:gridSpan w:val="2"/>
-            <w:shd w:val="clear" w:color="auto" w:fill="auto"/>
-          </w:tcPr>
-          <w:p>
-            <w:pPr>
-              <w:cnfStyle w:val="000000000000" w:firstRow="0" w:lastRow="0" w:firstColumn="0" w:lastColumn="0" w:oddVBand="0" w:evenVBand="0" w:oddHBand="0" w:evenHBand="0" w:firstRowFirstColumn="0" w:firstRowLastColumn="0" w:lastRowFirstColumn="0" w:lastRowLastColumn="0"/>
-              <w:rPr>
-                <w:rFonts w:ascii="Calibri" w:eastAsia="Calibri" w:hAnsi="Calibri" w:cs="Calibri"/>
-                <w:i/>
-                <w:color w:val="auto"/>
-              </w:rPr>
-            </w:pPr>
-            <w:r>
-              <w:rPr>
-                <w:rFonts w:ascii="Calibri" w:eastAsia="Calibri" w:hAnsi="Calibri" w:cs="Calibri"/>
-                <w:i/>
-                <w:color w:val="auto"/>
-              </w:rPr>
-              <w:t>¡Excelente! Lo felicito, ha superado la actividad y demuestra sólidos conocimientos sobre el componente formativo.</w:t>
+            <w:r>
+              <w:rPr>
+                <w:rFonts w:ascii="Calibri" w:eastAsia="Calibri" w:hAnsi="Calibri" w:cs="Calibri"/>
+                <w:i/>
+                <w:color w:val="auto"/>
+              </w:rPr>
+              <w:t>, ha superado la actividad y demuestra sólidos conocimientos sobre el componente formativo.</w:t>
             </w:r>
           </w:p>
         </w:tc>
@@ -7583,25 +7557,7 @@
                 <w:b/>
                 <w:color w:val="595959"/>
               </w:rPr>
-              <w:t xml:space="preserve">Fredy Alexander </w:t>
-            </w:r>
-            <w:proofErr w:type="spellStart"/>
-            <w:r>
-              <w:rPr>
-                <w:rFonts w:ascii="Calibri" w:eastAsia="Calibri" w:hAnsi="Calibri" w:cs="Calibri"/>
-                <w:b/>
-                <w:color w:val="595959"/>
-              </w:rPr>
-              <w:t>Mojocoa</w:t>
-            </w:r>
-            <w:proofErr w:type="spellEnd"/>
-            <w:r>
-              <w:rPr>
-                <w:rFonts w:ascii="Calibri" w:eastAsia="Calibri" w:hAnsi="Calibri" w:cs="Calibri"/>
-                <w:b/>
-                <w:color w:val="595959"/>
-              </w:rPr>
-              <w:t xml:space="preserve"> Giraldo</w:t>
+              <w:t>Fredy Alexander Mojocoa Giraldo</w:t>
             </w:r>
           </w:p>
         </w:tc>
@@ -7747,15 +7703,7 @@
                 <w:b/>
                 <w:color w:val="595959"/>
               </w:rPr>
-              <w:t>Noviembre</w:t>
-            </w:r>
-            <w:r>
-              <w:rPr>
-                <w:rFonts w:ascii="Calibri" w:eastAsia="Calibri" w:hAnsi="Calibri" w:cs="Calibri"/>
-                <w:b/>
-                <w:color w:val="595959"/>
-              </w:rPr>
-              <w:t xml:space="preserve"> de 2024</w:t>
+              <w:t>Noviembre de 2024</w:t>
             </w:r>
           </w:p>
         </w:tc>
@@ -9379,14 +9327,12 @@
 </file>
 
 <file path=customXml/item1.xml><?xml version="1.0" encoding="utf-8"?>
-<p:properties xmlns:p="http://schemas.microsoft.com/office/2006/metadata/properties" xmlns:xsi="http://www.w3.org/2001/XMLSchema-instance" xmlns:pc="http://schemas.microsoft.com/office/infopath/2007/PartnerControls">
-  <documentManagement>
-    <TaxCatchAll xmlns="cb45339b-ced9-4d0d-8f64-77573914d53b" xsi:nil="true"/>
-    <lcf76f155ced4ddcb4097134ff3c332f xmlns="43a3ca16-9c26-4813-b83f-4aec9927b43f">
-      <Terms xmlns="http://schemas.microsoft.com/office/infopath/2007/PartnerControls"/>
-    </lcf76f155ced4ddcb4097134ff3c332f>
-  </documentManagement>
-</p:properties>
+<?mso-contentType ?>
+<FormTemplates xmlns="http://schemas.microsoft.com/sharepoint/v3/contenttype/forms">
+  <Display>DocumentLibraryForm</Display>
+  <Edit>DocumentLibraryForm</Edit>
+  <New>DocumentLibraryForm</New>
+</FormTemplates>
 </file>
 
 <file path=customXml/item2.xml><?xml version="1.0" encoding="utf-8"?>
@@ -9625,15 +9571,29 @@
 </file>
 
 <file path=customXml/item3.xml><?xml version="1.0" encoding="utf-8"?>
-<?mso-contentType ?>
-<FormTemplates xmlns="http://schemas.microsoft.com/sharepoint/v3/contenttype/forms">
-  <Display>DocumentLibraryForm</Display>
-  <Edit>DocumentLibraryForm</Edit>
-  <New>DocumentLibraryForm</New>
-</FormTemplates>
+<p:properties xmlns:p="http://schemas.microsoft.com/office/2006/metadata/properties" xmlns:xsi="http://www.w3.org/2001/XMLSchema-instance" xmlns:pc="http://schemas.microsoft.com/office/infopath/2007/PartnerControls">
+  <documentManagement>
+    <TaxCatchAll xmlns="cb45339b-ced9-4d0d-8f64-77573914d53b" xsi:nil="true"/>
+    <lcf76f155ced4ddcb4097134ff3c332f xmlns="43a3ca16-9c26-4813-b83f-4aec9927b43f">
+      <Terms xmlns="http://schemas.microsoft.com/office/infopath/2007/PartnerControls"/>
+    </lcf76f155ced4ddcb4097134ff3c332f>
+  </documentManagement>
+</p:properties>
 </file>
 
 <file path=customXml/itemProps1.xml><?xml version="1.0" encoding="utf-8"?>
+<ds:datastoreItem xmlns:ds="http://schemas.openxmlformats.org/officeDocument/2006/customXml" ds:itemID="{D91356B1-0FB8-448B-A74D-2FF735E0C29A}">
+  <ds:schemaRefs>
+    <ds:schemaRef ds:uri="http://schemas.microsoft.com/sharepoint/v3/contenttype/forms"/>
+  </ds:schemaRefs>
+</ds:datastoreItem>
+</file>
+
+<file path=customXml/itemProps2.xml><?xml version="1.0" encoding="utf-8"?>
+<ds:datastoreItem xmlns:ds="http://schemas.openxmlformats.org/officeDocument/2006/customXml" ds:itemID="{1C390308-2E3F-4EE5-8AA7-171C95CF8918}"/>
+</file>
+
+<file path=customXml/itemProps3.xml><?xml version="1.0" encoding="utf-8"?>
 <ds:datastoreItem xmlns:ds="http://schemas.openxmlformats.org/officeDocument/2006/customXml" ds:itemID="{29AB67F1-8FF3-4B7A-94A8-FAC388E5205B}">
   <ds:schemaRefs>
     <ds:schemaRef ds:uri="http://schemas.microsoft.com/office/2006/metadata/properties"/>
@@ -9643,16 +9603,4 @@
     <ds:schemaRef ds:uri="http://schemas.microsoft.com/sharepoint/v3"/>
   </ds:schemaRefs>
 </ds:datastoreItem>
-</file>
-
-<file path=customXml/itemProps2.xml><?xml version="1.0" encoding="utf-8"?>
-<ds:datastoreItem xmlns:ds="http://schemas.openxmlformats.org/officeDocument/2006/customXml" ds:itemID="{02F1B7F8-25A7-414F-8741-B2165C65A685}"/>
-</file>
-
-<file path=customXml/itemProps3.xml><?xml version="1.0" encoding="utf-8"?>
-<ds:datastoreItem xmlns:ds="http://schemas.openxmlformats.org/officeDocument/2006/customXml" ds:itemID="{D91356B1-0FB8-448B-A74D-2FF735E0C29A}">
-  <ds:schemaRefs>
-    <ds:schemaRef ds:uri="http://schemas.microsoft.com/sharepoint/v3/contenttype/forms"/>
-  </ds:schemaRefs>
-</ds:datastoreItem>
 </file>